--- a/site/downloads/handbook-C7.docx
+++ b/site/downloads/handbook-C7.docx
@@ -1284,6 +1284,125 @@
         <w:t>. Return destinations in that order.</w:t>
       </w:r>
     </w:p>
+    <w:p>
+      <w:r>
+        <w:rPr>
+          <w:b w:val="0"/>
+          <w:i w:val="0"/>
+        </w:rPr>
+        <w:t>Your code must pass these checks:</w:t>
+      </w:r>
+    </w:p>
+    <w:p>
+      <w:pPr>
+        <w:pStyle w:val="ListBullet"/>
+      </w:pPr>
+      <w:r>
+        <w:rPr>
+          <w:b w:val="0"/>
+          <w:i w:val="0"/>
+        </w:rPr>
+        <w:t>Every event is kept in telemetry_raw.</w:t>
+      </w:r>
+    </w:p>
+    <w:p>
+      <w:pPr>
+        <w:pStyle w:val="ListBullet"/>
+      </w:pPr>
+      <w:r>
+        <w:rPr>
+          <w:b w:val="0"/>
+          <w:i w:val="0"/>
+        </w:rPr>
+        <w:t>Faults go to the raw table, Activator and the bronze faults table, in that order.</w:t>
+      </w:r>
+    </w:p>
+    <w:p>
+      <w:pPr>
+        <w:pStyle w:val="ListBullet"/>
+      </w:pPr>
+      <w:r>
+        <w:rPr>
+          <w:b w:val="0"/>
+          <w:i w:val="0"/>
+        </w:rPr>
+        <w:t>Events without event_type are kept raw and quarantined, not dropped or crashing.</w:t>
+      </w:r>
+    </w:p>
+    <w:p>
+      <w:r>
+        <w:rPr>
+          <w:b w:val="0"/>
+          <w:i w:val="0"/>
+        </w:rPr>
+        <w:t>Shape of the answer. The reference solution defines these names. Write the bodies yourself.</w:t>
+      </w:r>
+    </w:p>
+    <w:tbl>
+      <w:tblPr>
+        <w:tblW w:type="auto" w:w="0"/>
+        <w:jc w:val="left"/>
+        <w:tblLook w:firstColumn="1" w:firstRow="1" w:lastColumn="0" w:lastRow="0" w:noHBand="0" w:noVBand="1" w:val="04A0"/>
+      </w:tblPr>
+      <w:tblGrid>
+        <w:gridCol w:w="8221"/>
+      </w:tblGrid>
+      <w:tr>
+        <w:tc>
+          <w:tcPr>
+            <w:tcW w:type="dxa" w:w="8221"/>
+            <w:shd w:val="clear" w:color="auto" w:fill="F2F4F7"/>
+          </w:tcPr>
+          <w:p>
+            <w:pPr>
+              <w:spacing w:before="0" w:after="0" w:line="240" w:lineRule="auto"/>
+              <w:ind w:left="567" w:hanging="567"/>
+            </w:pPr>
+            <w:r>
+              <w:rPr>
+                <w:rFonts w:ascii="Consolas" w:hAnsi="Consolas" w:eastAsia="Consolas"/>
+                <w:b w:val="0"/>
+                <w:color w:val="5B6875"/>
+                <w:sz w:val="16"/>
+              </w:rPr>
+              <w:t xml:space="preserve">   1  </w:t>
+            </w:r>
+            <w:r>
+              <w:rPr>
+                <w:rFonts w:ascii="Consolas" w:hAnsi="Consolas" w:eastAsia="Consolas"/>
+                <w:b w:val="0"/>
+                <w:sz w:val="16"/>
+              </w:rPr>
+              <w:t># Destinations for one telemetry event. Every event is kept raw.</w:t>
+            </w:r>
+          </w:p>
+          <w:p>
+            <w:pPr>
+              <w:spacing w:before="0" w:after="0" w:line="240" w:lineRule="auto"/>
+              <w:ind w:left="567" w:hanging="567"/>
+            </w:pPr>
+            <w:r>
+              <w:rPr>
+                <w:rFonts w:ascii="Consolas" w:hAnsi="Consolas" w:eastAsia="Consolas"/>
+                <w:b w:val="0"/>
+                <w:color w:val="5B6875"/>
+                <w:sz w:val="16"/>
+              </w:rPr>
+              <w:t xml:space="preserve">   2  </w:t>
+            </w:r>
+            <w:r>
+              <w:rPr>
+                <w:rFonts w:ascii="Consolas" w:hAnsi="Consolas" w:eastAsia="Consolas"/>
+                <w:b w:val="0"/>
+                <w:sz w:val="16"/>
+              </w:rPr>
+              <w:t>def route(event: dict[str, object]) -&gt; list[str]: ...</w:t>
+            </w:r>
+          </w:p>
+        </w:tc>
+      </w:tr>
+    </w:tbl>
+    <w:p/>
     <w:p>
       <w:r>
         <w:rPr>
@@ -3020,6 +3139,103 @@
           <w:b w:val="0"/>
           <w:i w:val="0"/>
         </w:rPr>
+        <w:t>Shape of the answer. The reference answer follows this outline. Replace each ... with your own code.</w:t>
+      </w:r>
+    </w:p>
+    <w:tbl>
+      <w:tblPr>
+        <w:tblW w:type="auto" w:w="0"/>
+        <w:jc w:val="left"/>
+        <w:tblLook w:firstColumn="1" w:firstRow="1" w:lastColumn="0" w:lastRow="0" w:noHBand="0" w:noVBand="1" w:val="04A0"/>
+      </w:tblPr>
+      <w:tblGrid>
+        <w:gridCol w:w="8221"/>
+      </w:tblGrid>
+      <w:tr>
+        <w:tc>
+          <w:tcPr>
+            <w:tcW w:type="dxa" w:w="8221"/>
+            <w:shd w:val="clear" w:color="auto" w:fill="F2F4F7"/>
+          </w:tcPr>
+          <w:p>
+            <w:pPr>
+              <w:spacing w:before="0" w:after="0" w:line="240" w:lineRule="auto"/>
+              <w:ind w:left="567" w:hanging="567"/>
+            </w:pPr>
+            <w:r>
+              <w:rPr>
+                <w:rFonts w:ascii="Consolas" w:hAnsi="Consolas" w:eastAsia="Consolas"/>
+                <w:b w:val="0"/>
+                <w:color w:val="5B6875"/>
+                <w:sz w:val="16"/>
+              </w:rPr>
+              <w:t xml:space="preserve">   1  </w:t>
+            </w:r>
+            <w:r>
+              <w:rPr>
+                <w:rFonts w:ascii="Consolas" w:hAnsi="Consolas" w:eastAsia="Consolas"/>
+                <w:b w:val="0"/>
+                <w:sz w:val="16"/>
+              </w:rPr>
+              <w:t>telemetry_raw</w:t>
+            </w:r>
+          </w:p>
+          <w:p>
+            <w:pPr>
+              <w:spacing w:before="0" w:after="0" w:line="240" w:lineRule="auto"/>
+              <w:ind w:left="567" w:hanging="567"/>
+            </w:pPr>
+            <w:r>
+              <w:rPr>
+                <w:rFonts w:ascii="Consolas" w:hAnsi="Consolas" w:eastAsia="Consolas"/>
+                <w:b w:val="0"/>
+                <w:color w:val="5B6875"/>
+                <w:sz w:val="16"/>
+              </w:rPr>
+              <w:t xml:space="preserve">   2  </w:t>
+            </w:r>
+            <w:r>
+              <w:rPr>
+                <w:rFonts w:ascii="Consolas" w:hAnsi="Consolas" w:eastAsia="Consolas"/>
+                <w:b w:val="0"/>
+                <w:sz w:val="16"/>
+              </w:rPr>
+              <w:t>| where ...</w:t>
+            </w:r>
+          </w:p>
+          <w:p>
+            <w:pPr>
+              <w:spacing w:before="0" w:after="0" w:line="240" w:lineRule="auto"/>
+              <w:ind w:left="567" w:hanging="567"/>
+            </w:pPr>
+            <w:r>
+              <w:rPr>
+                <w:rFonts w:ascii="Consolas" w:hAnsi="Consolas" w:eastAsia="Consolas"/>
+                <w:b w:val="0"/>
+                <w:color w:val="5B6875"/>
+                <w:sz w:val="16"/>
+              </w:rPr>
+              <w:t xml:space="preserve">   3  </w:t>
+            </w:r>
+            <w:r>
+              <w:rPr>
+                <w:rFonts w:ascii="Consolas" w:hAnsi="Consolas" w:eastAsia="Consolas"/>
+                <w:b w:val="0"/>
+                <w:sz w:val="16"/>
+              </w:rPr>
+              <w:t>| make-series ...</w:t>
+            </w:r>
+          </w:p>
+        </w:tc>
+      </w:tr>
+    </w:tbl>
+    <w:p/>
+    <w:p>
+      <w:r>
+        <w:rPr>
+          <w:b w:val="0"/>
+          <w:i w:val="0"/>
+        </w:rPr>
         <w:t>Starter code:</w:t>
       </w:r>
     </w:p>
@@ -4416,6 +4632,206 @@
         <w:t xml:space="preserve"> and its previous value was at or below it. An object's first event counts as crossing if it is above the threshold. Track state per object.</w:t>
       </w:r>
     </w:p>
+    <w:p>
+      <w:r>
+        <w:rPr>
+          <w:b w:val="0"/>
+          <w:i w:val="0"/>
+        </w:rPr>
+        <w:t>Your code must pass these checks:</w:t>
+      </w:r>
+    </w:p>
+    <w:p>
+      <w:pPr>
+        <w:pStyle w:val="ListBullet"/>
+      </w:pPr>
+      <w:r>
+        <w:rPr>
+          <w:b w:val="0"/>
+          <w:i w:val="0"/>
+        </w:rPr>
+        <w:t>Fire on each crossing from at or below to above, not on every hot reading.</w:t>
+      </w:r>
+    </w:p>
+    <w:p>
+      <w:pPr>
+        <w:pStyle w:val="ListBullet"/>
+      </w:pPr>
+      <w:r>
+        <w:rPr>
+          <w:b w:val="0"/>
+          <w:i w:val="0"/>
+        </w:rPr>
+        <w:t>Track state per object. Oven b's cool reading does not reset oven a.</w:t>
+      </w:r>
+    </w:p>
+    <w:p>
+      <w:pPr>
+        <w:pStyle w:val="ListBullet"/>
+      </w:pPr>
+      <w:r>
+        <w:rPr>
+          <w:b w:val="0"/>
+          <w:i w:val="0"/>
+        </w:rPr>
+        <w:t>A value equal to the threshold is not above it.</w:t>
+      </w:r>
+    </w:p>
+    <w:p>
+      <w:pPr>
+        <w:pStyle w:val="ListBullet"/>
+      </w:pPr>
+      <w:r>
+        <w:rPr>
+          <w:b w:val="0"/>
+          <w:i w:val="0"/>
+        </w:rPr>
+        <w:t>No events, no activations.</w:t>
+      </w:r>
+    </w:p>
+    <w:p>
+      <w:r>
+        <w:rPr>
+          <w:b w:val="0"/>
+          <w:i w:val="0"/>
+        </w:rPr>
+        <w:t>Shape of the answer. The reference solution defines these names. Write the bodies yourself.</w:t>
+      </w:r>
+    </w:p>
+    <w:tbl>
+      <w:tblPr>
+        <w:tblW w:type="auto" w:w="0"/>
+        <w:jc w:val="left"/>
+        <w:tblLook w:firstColumn="1" w:firstRow="1" w:lastColumn="0" w:lastRow="0" w:noHBand="0" w:noVBand="1" w:val="04A0"/>
+      </w:tblPr>
+      <w:tblGrid>
+        <w:gridCol w:w="8221"/>
+      </w:tblGrid>
+      <w:tr>
+        <w:tc>
+          <w:tcPr>
+            <w:tcW w:type="dxa" w:w="8221"/>
+            <w:shd w:val="clear" w:color="auto" w:fill="F2F4F7"/>
+          </w:tcPr>
+          <w:p>
+            <w:pPr>
+              <w:spacing w:before="0" w:after="0" w:line="240" w:lineRule="auto"/>
+              <w:ind w:left="567" w:hanging="567"/>
+            </w:pPr>
+            <w:r>
+              <w:rPr>
+                <w:rFonts w:ascii="Consolas" w:hAnsi="Consolas" w:eastAsia="Consolas"/>
+                <w:b w:val="0"/>
+                <w:color w:val="5B6875"/>
+                <w:sz w:val="16"/>
+              </w:rPr>
+              <w:t xml:space="preserve">   1  </w:t>
+            </w:r>
+            <w:r>
+              <w:rPr>
+                <w:rFonts w:ascii="Consolas" w:hAnsi="Consolas" w:eastAsia="Consolas"/>
+                <w:b w:val="0"/>
+                <w:sz w:val="16"/>
+              </w:rPr>
+              <w:t># Indexes of events where an object's value crosses above a threshold.</w:t>
+            </w:r>
+          </w:p>
+          <w:p>
+            <w:pPr>
+              <w:spacing w:before="0" w:after="0" w:line="240" w:lineRule="auto"/>
+              <w:ind w:left="567" w:hanging="567"/>
+            </w:pPr>
+            <w:r>
+              <w:rPr>
+                <w:rFonts w:ascii="Consolas" w:hAnsi="Consolas" w:eastAsia="Consolas"/>
+                <w:b w:val="0"/>
+                <w:color w:val="5B6875"/>
+                <w:sz w:val="16"/>
+              </w:rPr>
+              <w:t xml:space="preserve">   2  </w:t>
+            </w:r>
+            <w:r>
+              <w:rPr>
+                <w:rFonts w:ascii="Consolas" w:hAnsi="Consolas" w:eastAsia="Consolas"/>
+                <w:b w:val="0"/>
+                <w:sz w:val="16"/>
+              </w:rPr>
+              <w:t>def activations(</w:t>
+            </w:r>
+          </w:p>
+          <w:p>
+            <w:pPr>
+              <w:spacing w:before="0" w:after="0" w:line="240" w:lineRule="auto"/>
+              <w:ind w:left="567" w:hanging="567"/>
+            </w:pPr>
+            <w:r>
+              <w:rPr>
+                <w:rFonts w:ascii="Consolas" w:hAnsi="Consolas" w:eastAsia="Consolas"/>
+                <w:b w:val="0"/>
+                <w:color w:val="5B6875"/>
+                <w:sz w:val="16"/>
+              </w:rPr>
+              <w:t xml:space="preserve">   3  </w:t>
+            </w:r>
+            <w:r>
+              <w:rPr>
+                <w:rFonts w:ascii="Consolas" w:hAnsi="Consolas" w:eastAsia="Consolas"/>
+                <w:b w:val="0"/>
+                <w:sz w:val="16"/>
+              </w:rPr>
+              <w:t xml:space="preserve">    events: list[tuple[str, float]],</w:t>
+            </w:r>
+          </w:p>
+          <w:p>
+            <w:pPr>
+              <w:spacing w:before="0" w:after="0" w:line="240" w:lineRule="auto"/>
+              <w:ind w:left="567" w:hanging="567"/>
+            </w:pPr>
+            <w:r>
+              <w:rPr>
+                <w:rFonts w:ascii="Consolas" w:hAnsi="Consolas" w:eastAsia="Consolas"/>
+                <w:b w:val="0"/>
+                <w:color w:val="5B6875"/>
+                <w:sz w:val="16"/>
+              </w:rPr>
+              <w:t xml:space="preserve">   4  </w:t>
+            </w:r>
+            <w:r>
+              <w:rPr>
+                <w:rFonts w:ascii="Consolas" w:hAnsi="Consolas" w:eastAsia="Consolas"/>
+                <w:b w:val="0"/>
+                <w:sz w:val="16"/>
+              </w:rPr>
+              <w:t xml:space="preserve">    threshold: float,</w:t>
+            </w:r>
+          </w:p>
+          <w:p>
+            <w:pPr>
+              <w:spacing w:before="0" w:after="0" w:line="240" w:lineRule="auto"/>
+              <w:ind w:left="567" w:hanging="567"/>
+            </w:pPr>
+            <w:r>
+              <w:rPr>
+                <w:rFonts w:ascii="Consolas" w:hAnsi="Consolas" w:eastAsia="Consolas"/>
+                <w:b w:val="0"/>
+                <w:color w:val="5B6875"/>
+                <w:sz w:val="16"/>
+              </w:rPr>
+              <w:t xml:space="preserve">   5  </w:t>
+            </w:r>
+            <w:r>
+              <w:rPr>
+                <w:rFonts w:ascii="Consolas" w:hAnsi="Consolas" w:eastAsia="Consolas"/>
+                <w:b w:val="0"/>
+                <w:sz w:val="16"/>
+              </w:rPr>
+              <w:t>) -&gt; list[int]: ...</w:t>
+            </w:r>
+          </w:p>
+        </w:tc>
+      </w:tr>
+    </w:tbl>
+    <w:p/>
     <w:p>
       <w:r>
         <w:rPr>
